--- a/策划/战斗流程/骰子卡牌Roguelike_战斗规则_V1.1.docx
+++ b/策划/战斗流程/骰子卡牌Roguelike_战斗规则_V1.1.docx
@@ -28,60 +28,6 @@
         <w:t>以骰面属性作为出牌资源，以能量调整手牌与骰子；参考《杀戮尖塔》的卡牌流转与回合战斗。</w:t>
       </w:r>
     </w:p>
-    <w:tbl>
-      <w:tblPr>
-        <w:tblStyle w:val="32"/>
-        <w:tblW w:w="0" w:type="auto"/>
-        <w:tblInd w:w="0" w:type="dxa"/>
-        <w:tblLayout w:type="fixed"/>
-        <w:tblCellMar>
-          <w:top w:w="0" w:type="dxa"/>
-          <w:left w:w="108" w:type="dxa"/>
-          <w:bottom w:w="0" w:type="dxa"/>
-          <w:right w:w="108" w:type="dxa"/>
-        </w:tblCellMar>
-      </w:tblPr>
-      <w:tblGrid>
-        <w:gridCol w:w="9677"/>
-      </w:tblGrid>
-      <w:tr>
-        <w:tblPrEx>
-          <w:tblCellMar>
-            <w:top w:w="0" w:type="dxa"/>
-            <w:left w:w="108" w:type="dxa"/>
-            <w:bottom w:w="0" w:type="dxa"/>
-            <w:right w:w="108" w:type="dxa"/>
-          </w:tblCellMar>
-        </w:tblPrEx>
-        <w:tc>
-          <w:tcPr>
-            <w:tcW w:w="9749" w:type="dxa"/>
-            <w:shd w:val="clear" w:color="auto" w:fill="EAF3F7"/>
-          </w:tcPr>
-          <w:p>
-            <w:pPr>
-              <w:spacing w:after="60"/>
-            </w:pPr>
-            <w:r>
-              <w:rPr>
-                <w:b/>
-                <w:color w:val="29749C"/>
-                <w:sz w:val="19"/>
-              </w:rPr>
-              <w:t>本版更新</w:t>
-            </w:r>
-          </w:p>
-          <w:p>
-            <w:pPr>
-              <w:spacing w:after="20" w:line="295" w:lineRule="auto"/>
-            </w:pPr>
-            <w:r>
-              <w:t>删除全体重投；随机激活指定失活骰子与单骰重投采用相同随机骰面机制；确定每回合重投全部初始骰面、能量不跨回合、回合末恢复失活骰子，以及手牌与牌堆流转规则。</w:t>
-            </w:r>
-          </w:p>
-        </w:tc>
-      </w:tr>
-    </w:tbl>
     <w:p>
       <w:pPr>
         <w:pStyle w:val="164"/>
@@ -1202,6 +1148,7 @@
         </w:tblPrEx>
         <w:trPr>
           <w:gridAfter w:val="1"/>
+          <w:wAfter w:w="101" w:type="dxa"/>
           <w:tblHeader/>
           <w:jc w:val="center"/>
         </w:trPr>
@@ -1280,6 +1227,7 @@
         </w:tblPrEx>
         <w:trPr>
           <w:gridAfter w:val="1"/>
+          <w:wAfter w:w="101" w:type="dxa"/>
           <w:cantSplit/>
           <w:jc w:val="center"/>
         </w:trPr>
@@ -1361,6 +1309,7 @@
         </w:tblPrEx>
         <w:trPr>
           <w:gridAfter w:val="1"/>
+          <w:wAfter w:w="101" w:type="dxa"/>
           <w:cantSplit/>
           <w:jc w:val="center"/>
         </w:trPr>
@@ -1445,6 +1394,7 @@
         </w:tblPrEx>
         <w:trPr>
           <w:gridAfter w:val="1"/>
+          <w:wAfter w:w="101" w:type="dxa"/>
           <w:cantSplit/>
           <w:jc w:val="center"/>
         </w:trPr>
@@ -1510,17 +1460,7 @@
                 <w:b w:val="0"/>
                 <w:sz w:val="17"/>
               </w:rPr>
-              <w:t>暂不改变骰</w:t>
-            </w:r>
-            <w:bookmarkStart w:id="0" w:name="_GoBack"/>
-            <w:bookmarkEnd w:id="0"/>
-            <w:r>
-              <w:rPr>
-                <w:rFonts w:ascii="Noto Sans CJK SC" w:hAnsi="Noto Sans CJK SC"/>
-                <w:b w:val="0"/>
-                <w:sz w:val="17"/>
-              </w:rPr>
-              <w:t>面；不保留失活状态</w:t>
+              <w:t>暂不改变骰面；不保留失活状态</w:t>
             </w:r>
           </w:p>
         </w:tc>
@@ -1536,6 +1476,7 @@
         </w:tblPrEx>
         <w:trPr>
           <w:gridAfter w:val="1"/>
+          <w:wAfter w:w="101" w:type="dxa"/>
           <w:cantSplit/>
           <w:jc w:val="center"/>
         </w:trPr>
@@ -1618,6 +1559,9 @@
             <w:right w:w="108" w:type="dxa"/>
           </w:tblCellMar>
         </w:tblPrEx>
+        <w:trPr>
+          <w:jc w:val="center"/>
+        </w:trPr>
         <w:tc>
           <w:tcPr>
             <w:tcW w:w="9749" w:type="dxa"/>
@@ -3800,54 +3744,8 @@
       <w:r>
         <w:t>•  随着花系能力牌、雷电机制及遗物加入，需重新模拟资源利用率及每点能量的边际收益。</w:t>
       </w:r>
-    </w:p>
-    <w:p>
-      <w:pPr>
-        <w:pStyle w:val="3"/>
-      </w:pPr>
-      <w:r>
-        <w:t>10  尚未敲定的扩展规则</w:t>
-      </w:r>
-    </w:p>
-    <w:p>
-      <w:pPr>
-        <w:pStyle w:val="166"/>
-      </w:pPr>
-      <w:r>
-        <w:t>□  随机激活指定失活骰子是否设置每回合使用次数上限。</w:t>
-      </w:r>
-    </w:p>
-    <w:p>
-      <w:pPr>
-        <w:pStyle w:val="166"/>
-      </w:pPr>
-      <w:r>
-        <w:t>□  首批花系能力牌与雷电补充牌的具体设计。</w:t>
-      </w:r>
-    </w:p>
-    <w:p>
-      <w:pPr>
-        <w:pStyle w:val="166"/>
-      </w:pPr>
-      <w:r>
-        <w:t>□  格挡、易伤、力量等状态的持续时间与结算时点。</w:t>
-      </w:r>
-    </w:p>
-    <w:p>
-      <w:pPr>
-        <w:pStyle w:val="166"/>
-      </w:pPr>
-      <w:r>
-        <w:t>□  卡牌升级、遗物和职业机制是否改变骰面、骰子数量或能量费用。</w:t>
-      </w:r>
-    </w:p>
-    <w:p>
-      <w:pPr>
-        <w:pStyle w:val="166"/>
-      </w:pPr>
-      <w:r>
-        <w:t>□  抽牌、保留、消耗等特殊牌面文字和触发先后顺序。</w:t>
-      </w:r>
+      <w:bookmarkStart w:id="0" w:name="_GoBack"/>
+      <w:bookmarkEnd w:id="0"/>
     </w:p>
     <w:sectPr>
       <w:headerReference r:id="rId5" w:type="default"/>
